--- a/Project Report Python.docx
+++ b/Project Report Python.docx
@@ -2193,15 +2193,7 @@
           <w:bCs/>
           <w:u w:val="single"/>
         </w:rPr>
-        <w:t xml:space="preserve"> </w:t>
-      </w:r>
-      <w:r>
-        <w:rPr>
-          <w:b/>
-          <w:bCs/>
-          <w:u w:val="single"/>
-        </w:rPr>
-        <w:t>3. Forecasting Layer</w:t>
+        <w:t xml:space="preserve"> 3. Forecasting Layer</w:t>
       </w:r>
     </w:p>
     <w:p>
@@ -2896,23 +2888,23 @@
     </w:p>
     <w:p>
       <w:pPr>
-        <w:jc w:val="center"/>
         <w:rPr>
           <w:rFonts w:ascii="Times New Roman" w:hAnsi="Times New Roman"/>
           <w:sz w:val="20"/>
           <w:szCs w:val="20"/>
         </w:rPr>
       </w:pPr>
-    </w:p>
-    <w:p>
-      <w:pPr>
-        <w:jc w:val="center"/>
-        <w:rPr>
-          <w:rFonts w:ascii="Times New Roman" w:hAnsi="Times New Roman"/>
-          <w:sz w:val="20"/>
-          <w:szCs w:val="20"/>
-        </w:rPr>
-      </w:pPr>
+      <w:hyperlink r:id="rId6" w:history="1">
+        <w:r>
+          <w:rPr>
+            <w:rStyle w:val="Hyperlink"/>
+            <w:rFonts w:ascii="Times New Roman" w:hAnsi="Times New Roman"/>
+            <w:sz w:val="20"/>
+            <w:szCs w:val="20"/>
+          </w:rPr>
+          <w:t>https://github.com/nehalbabel-source/AI-Driven-Pollution-Source-Identification</w:t>
+        </w:r>
+      </w:hyperlink>
     </w:p>
     <w:p>
       <w:pPr>
@@ -6886,6 +6878,7 @@
   <w:style w:type="character" w:default="1" w:styleId="DefaultParagraphFont">
     <w:name w:val="Default Paragraph Font"/>
     <w:uiPriority w:val="1"/>
+    <w:semiHidden/>
     <w:unhideWhenUsed/>
   </w:style>
   <w:style w:type="table" w:default="1" w:styleId="TableNormal">
@@ -7278,6 +7271,29 @@
       <w:lang w:val="en-IN" w:eastAsia="en-IN" w:bidi="hi-IN"/>
     </w:rPr>
   </w:style>
+  <w:style w:type="character" w:styleId="Hyperlink">
+    <w:name w:val="Hyperlink"/>
+    <w:basedOn w:val="DefaultParagraphFont"/>
+    <w:uiPriority w:val="99"/>
+    <w:unhideWhenUsed/>
+    <w:rsid w:val="00DB0908"/>
+    <w:rPr>
+      <w:color w:val="467886" w:themeColor="hyperlink"/>
+      <w:u w:val="single"/>
+    </w:rPr>
+  </w:style>
+  <w:style w:type="character" w:styleId="UnresolvedMention">
+    <w:name w:val="Unresolved Mention"/>
+    <w:basedOn w:val="DefaultParagraphFont"/>
+    <w:uiPriority w:val="99"/>
+    <w:semiHidden/>
+    <w:unhideWhenUsed/>
+    <w:rsid w:val="00DB0908"/>
+    <w:rPr>
+      <w:color w:val="605E5C"/>
+      <w:shd w:val="clear" w:color="auto" w:fill="E1DFDD"/>
+    </w:rPr>
+  </w:style>
 </w:styles>
 </file>
 
